--- a/deploy/files/outputs/reports/AZZAM_AUDIENCE_SEGMENTS.docx
+++ b/deploy/files/outputs/reports/AZZAM_AUDIENCE_SEGMENTS.docx
@@ -12,7 +12,7 @@
     </w:p>
     <w:p>
       <w:r>
-        <w:t>Kênh: @azzammastertradinggold · 2026-10-02 09:27 UTC</w:t>
+        <w:t>Kênh: @azzammastertradinggold · 2026-10-02 09:36 UTC</w:t>
       </w:r>
     </w:p>
     <w:p>
